--- a/Final_sangam_latest_Resume_04.docx
+++ b/Final_sangam_latest_Resume_04.docx
@@ -3169,34 +3169,14 @@
           <w:szCs w:val="18"/>
           <w:u w:val="single" w:color="0563C1"/>
         </w:rPr>
-        <w:t>GitHub/</w:t>
-      </w:r>
-      <w:proofErr w:type="spellStart"/>
-      <w:r>
-        <w:rPr>
-          <w:b w:val="0"/>
-          <w:bCs/>
-          <w:color w:val="0563C1"/>
-          <w:sz w:val="18"/>
-          <w:szCs w:val="18"/>
-          <w:u w:val="single" w:color="0563C1"/>
-        </w:rPr>
-        <w:t>retailbank</w:t>
-      </w:r>
-      <w:proofErr w:type="spellEnd"/>
+        <w:t>GitHub</w:t>
+      </w:r>
       <w:r>
         <w:rPr>
           <w:b w:val="0"/>
           <w:iCs/>
         </w:rPr>
-        <w:t xml:space="preserve">  </w:t>
-      </w:r>
-      <w:r>
-        <w:rPr>
-          <w:b w:val="0"/>
-          <w:iCs/>
-        </w:rPr>
-        <w:t xml:space="preserve">   </w:t>
+        <w:t xml:space="preserve"> </w:t>
       </w:r>
     </w:p>
     <w:p>
@@ -3370,6 +3350,9 @@
       </w:r>
       <w:r>
         <w:t xml:space="preserve"> </w:t>
+      </w:r>
+      <w:r>
+        <w:t xml:space="preserve">               </w:t>
       </w:r>
       <w:hyperlink r:id="rId11" w:history="1">
         <w:r>
@@ -3380,20 +3363,8 @@
             <w:sz w:val="18"/>
             <w:szCs w:val="18"/>
           </w:rPr>
-          <w:t>GitHub/</w:t>
+          <w:t>GitHub</w:t>
         </w:r>
-        <w:proofErr w:type="spellStart"/>
-        <w:r>
-          <w:rPr>
-            <w:rStyle w:val="Hyperlink"/>
-            <w:b w:val="0"/>
-            <w:bCs/>
-            <w:sz w:val="18"/>
-            <w:szCs w:val="18"/>
-          </w:rPr>
-          <w:t>retailbank</w:t>
-        </w:r>
-        <w:proofErr w:type="spellEnd"/>
       </w:hyperlink>
       <w:r>
         <w:t xml:space="preserve">     </w:t>
@@ -3653,7 +3624,25 @@
           <w:sz w:val="18"/>
           <w:szCs w:val="18"/>
         </w:rPr>
-        <w:t xml:space="preserve">                </w:t>
+        <w:t xml:space="preserve">               </w:t>
+      </w:r>
+      <w:r>
+        <w:rPr>
+          <w:b w:val="0"/>
+          <w:iCs/>
+          <w:sz w:val="18"/>
+          <w:szCs w:val="18"/>
+        </w:rPr>
+        <w:t xml:space="preserve">         </w:t>
+      </w:r>
+      <w:r>
+        <w:rPr>
+          <w:b w:val="0"/>
+          <w:iCs/>
+          <w:sz w:val="18"/>
+          <w:szCs w:val="18"/>
+        </w:rPr>
+        <w:t xml:space="preserve"> </w:t>
       </w:r>
       <w:r>
         <w:rPr>
@@ -3664,34 +3653,14 @@
           <w:szCs w:val="18"/>
           <w:u w:val="single" w:color="0563C1"/>
         </w:rPr>
-        <w:t>GitHub/</w:t>
-      </w:r>
-      <w:proofErr w:type="spellStart"/>
-      <w:r>
-        <w:rPr>
-          <w:b w:val="0"/>
-          <w:bCs/>
-          <w:color w:val="0563C1"/>
-          <w:sz w:val="18"/>
-          <w:szCs w:val="18"/>
-          <w:u w:val="single" w:color="0563C1"/>
-        </w:rPr>
-        <w:t>retailbank</w:t>
-      </w:r>
-      <w:proofErr w:type="spellEnd"/>
+        <w:t>GitHub</w:t>
+      </w:r>
       <w:r>
         <w:rPr>
           <w:b w:val="0"/>
           <w:iCs/>
         </w:rPr>
-        <w:t xml:space="preserve">  </w:t>
-      </w:r>
-      <w:r>
-        <w:rPr>
-          <w:b w:val="0"/>
-          <w:iCs/>
-        </w:rPr>
-        <w:t xml:space="preserve">   </w:t>
+        <w:t xml:space="preserve"> </w:t>
       </w:r>
     </w:p>
     <w:p>
